--- a/Устав/_документы/Положение об Учебном центре.docx
+++ b/Устав/_документы/Положение об Учебном центре.docx
@@ -168,20 +168,20 @@
     <w:p>
       <w:pPr>
         <w:keepNext/>
-        <w:spacing w:before="240" w:after="120" w:line="240" w:lineRule="auto"/>
+        <w:spacing w:after="60" w:line="240" w:lineRule="auto"/>
         <w:jc w:val="center"/>
         <w:rPr>
           <w:rFonts w:ascii="Times New Roman" w:hAnsi="Times New Roman" w:cs="Times New Roman"/>
           <w:b/>
-          <w:sz w:val="24"/>
-          <w:szCs w:val="24"/>
-        </w:rPr>
-      </w:pPr>
-      <w:r>
-        <w:rPr>
-          <w:rFonts w:ascii="Times New Roman" w:hAnsi="Times New Roman" w:cs="Times New Roman"/>
-          <w:b/>
-          <w:sz w:val="24"/>
+          <w:sz w:val="21"/>
+          <w:szCs w:val="24"/>
+        </w:rPr>
+      </w:pPr>
+      <w:r>
+        <w:rPr>
+          <w:rFonts w:ascii="Times New Roman" w:hAnsi="Times New Roman" w:cs="Times New Roman"/>
+          <w:b/>
+          <w:sz w:val="21"/>
           <w:szCs w:val="24"/>
         </w:rPr>
         <w:t>1. Общие положения</w:t>
@@ -189,773 +189,338 @@
     </w:p>
     <w:p>
       <w:pPr>
-        <w:spacing w:after="0" w:line="240" w:lineRule="auto"/>
+        <w:spacing w:after="60" w:line="240" w:lineRule="auto"/>
         <w:ind w:firstLine="708"/>
         <w:jc w:val="both"/>
         <w:rPr>
           <w:rFonts w:ascii="Times New Roman" w:hAnsi="Times New Roman" w:cs="Times New Roman"/>
-          <w:sz w:val="24"/>
-          <w:szCs w:val="24"/>
-        </w:rPr>
-      </w:pPr>
-      <w:r>
-        <w:rPr>
-          <w:rFonts w:ascii="Times New Roman" w:hAnsi="Times New Roman" w:cs="Times New Roman"/>
-          <w:sz w:val="24"/>
-          <w:szCs w:val="24"/>
-        </w:rPr>
-        <w:t>1.1. Учебный центр является структурным подразделением Частного фонда «Central Asia Climate Foundation» (Центрально-Азиатский климатический фонд, далее – Фонд), созданным для обучения, повышения квалификации и развития потенциала специалистов в области охраны окружающей среды, изменения климата, устойчивого развития и ESG.</w:t>
-      </w:r>
-    </w:p>
-    <w:p>
-      <w:pPr>
-        <w:spacing w:after="0" w:line="240" w:lineRule="auto"/>
+          <w:sz w:val="21"/>
+          <w:szCs w:val="24"/>
+        </w:rPr>
+      </w:pPr>
+      <w:r>
+        <w:rPr>
+          <w:rFonts w:ascii="Times New Roman" w:hAnsi="Times New Roman" w:cs="Times New Roman"/>
+          <w:sz w:val="21"/>
+          <w:szCs w:val="24"/>
+        </w:rPr>
+        <w:t>1.1. Учебный центр – структурное подразделение Частного фонда «Central Asia Climate Foundation» (далее – Фонд) для обучения, повышения квалификации и развития потенциала специалистов в области охраны окружающей среды, изменения климата, устойчивого развития и ESG. Включен в структуру Фонда решением Управляющего совета Фонда (протокол № 12 от 30 июля 2026 года).</w:t>
+      </w:r>
+    </w:p>
+    <w:p>
+      <w:pPr>
+        <w:spacing w:after="60" w:line="240" w:lineRule="auto"/>
         <w:ind w:firstLine="708"/>
         <w:jc w:val="both"/>
         <w:rPr>
           <w:rFonts w:ascii="Times New Roman" w:hAnsi="Times New Roman" w:cs="Times New Roman"/>
-          <w:sz w:val="24"/>
-          <w:szCs w:val="24"/>
-        </w:rPr>
-      </w:pPr>
-      <w:r>
-        <w:rPr>
-          <w:rFonts w:ascii="Times New Roman" w:hAnsi="Times New Roman" w:cs="Times New Roman"/>
-          <w:sz w:val="24"/>
-          <w:szCs w:val="24"/>
-        </w:rPr>
-        <w:t>1.2. Учебный центр включен в структуру Фонда решением Управляющего совета Фонда (протокол № 12 от 30 июля 2026 года) для реализации образовательной деятельности, предусмотренной целями Фонда.</w:t>
-      </w:r>
-    </w:p>
-    <w:p>
-      <w:pPr>
-        <w:spacing w:after="0" w:line="240" w:lineRule="auto"/>
+          <w:sz w:val="21"/>
+          <w:szCs w:val="24"/>
+        </w:rPr>
+      </w:pPr>
+      <w:r>
+        <w:rPr>
+          <w:rFonts w:ascii="Times New Roman" w:hAnsi="Times New Roman" w:cs="Times New Roman"/>
+          <w:sz w:val="21"/>
+          <w:szCs w:val="24"/>
+        </w:rPr>
+        <w:t>1.2. Учебный центр не является юридическим лицом. Договоры об оказании образовательных услуг, финансовые и иные юридически значимые документы от имени Фонда подписывает Главный исполнительный директор Фонда (далее – ГИД) или лицо по доверенности.</w:t>
+      </w:r>
+    </w:p>
+    <w:p>
+      <w:pPr>
+        <w:keepNext/>
+        <w:spacing w:after="60" w:line="240" w:lineRule="auto"/>
+        <w:jc w:val="center"/>
+        <w:rPr>
+          <w:rFonts w:ascii="Times New Roman" w:hAnsi="Times New Roman" w:cs="Times New Roman"/>
+          <w:b/>
+          <w:sz w:val="21"/>
+          <w:szCs w:val="24"/>
+        </w:rPr>
+      </w:pPr>
+      <w:r>
+        <w:rPr>
+          <w:rFonts w:ascii="Times New Roman" w:hAnsi="Times New Roman" w:cs="Times New Roman"/>
+          <w:b/>
+          <w:sz w:val="21"/>
+          <w:szCs w:val="24"/>
+        </w:rPr>
+        <w:t>2. Задачи и направления</w:t>
+      </w:r>
+    </w:p>
+    <w:p>
+      <w:pPr>
+        <w:spacing w:after="60" w:line="240" w:lineRule="auto"/>
         <w:ind w:firstLine="708"/>
         <w:jc w:val="both"/>
         <w:rPr>
           <w:rFonts w:ascii="Times New Roman" w:hAnsi="Times New Roman" w:cs="Times New Roman"/>
-          <w:sz w:val="24"/>
-          <w:szCs w:val="24"/>
-        </w:rPr>
-      </w:pPr>
-      <w:r>
-        <w:rPr>
-          <w:rFonts w:ascii="Times New Roman" w:hAnsi="Times New Roman" w:cs="Times New Roman"/>
-          <w:sz w:val="24"/>
-          <w:szCs w:val="24"/>
-        </w:rPr>
-        <w:t>1.3. Учебный центр не является юридическим лицом, не имеет самостоятельного баланса и печати. Договоры об оказании образовательных услуг и иные документы от имени Фонда подписываются Главным исполнительным директором Фонда либо лицом, уполномоченным доверенностью.</w:t>
-      </w:r>
-    </w:p>
-    <w:p>
-      <w:pPr>
-        <w:spacing w:after="0" w:line="240" w:lineRule="auto"/>
+          <w:sz w:val="21"/>
+          <w:szCs w:val="24"/>
+        </w:rPr>
+      </w:pPr>
+      <w:r>
+        <w:rPr>
+          <w:rFonts w:ascii="Times New Roman" w:hAnsi="Times New Roman" w:cs="Times New Roman"/>
+          <w:sz w:val="21"/>
+          <w:szCs w:val="24"/>
+        </w:rPr>
+        <w:t>2.1. Задачи: разработка и реализация образовательных программ, курсов и тренингов; повышение квалификации работников государственных органов, акиматов, бизнеса и некоммерческих организаций; распространение международных стандартов и лучших практик; просветительская работа с молодежью, в том числе в рамках инициативы «Таза Қазақстан»; учебно-методические материалы на казахском, русском и английском языках.</w:t>
+      </w:r>
+    </w:p>
+    <w:p>
+      <w:pPr>
+        <w:spacing w:after="60" w:line="240" w:lineRule="auto"/>
         <w:ind w:firstLine="708"/>
         <w:jc w:val="both"/>
         <w:rPr>
           <w:rFonts w:ascii="Times New Roman" w:hAnsi="Times New Roman" w:cs="Times New Roman"/>
-          <w:sz w:val="24"/>
-          <w:szCs w:val="24"/>
-        </w:rPr>
-      </w:pPr>
-      <w:r>
-        <w:rPr>
-          <w:rFonts w:ascii="Times New Roman" w:hAnsi="Times New Roman" w:cs="Times New Roman"/>
-          <w:sz w:val="24"/>
-          <w:szCs w:val="24"/>
-        </w:rPr>
-        <w:t>1.4. Учебный центр в своей деятельности руководствуется Регламентом фондов МФЦА и иными актами Международного финансового центра «Астана», законодательством Республики Казахстан в части, применимой к деятельности Фонда, Уставом и Положением Фонда, внутренними документами Фонда, решениями Управляющего совета, приказами Главного исполнительного директора Фонда и настоящим Положением.</w:t>
+          <w:sz w:val="21"/>
+          <w:szCs w:val="24"/>
+        </w:rPr>
+      </w:pPr>
+      <w:r>
+        <w:rPr>
+          <w:rFonts w:ascii="Times New Roman" w:hAnsi="Times New Roman" w:cs="Times New Roman"/>
+          <w:sz w:val="21"/>
+          <w:szCs w:val="24"/>
+        </w:rPr>
+        <w:t>2.2. Направления: изменение климата и адаптация; устойчивое развитие и ESG; оценка климатических и экологических рисков; климатическое финансирование, углеродные рынки и офсет; отходы, воздух, вода и земли; зеленая энергетика и энергоэффективность; экологическая культура.</w:t>
       </w:r>
     </w:p>
     <w:p>
       <w:pPr>
         <w:keepNext/>
-        <w:spacing w:before="240" w:after="120" w:line="240" w:lineRule="auto"/>
+        <w:spacing w:after="60" w:line="240" w:lineRule="auto"/>
         <w:jc w:val="center"/>
         <w:rPr>
           <w:rFonts w:ascii="Times New Roman" w:hAnsi="Times New Roman" w:cs="Times New Roman"/>
           <w:b/>
-          <w:sz w:val="24"/>
-          <w:szCs w:val="24"/>
-        </w:rPr>
-      </w:pPr>
-      <w:r>
-        <w:rPr>
-          <w:rFonts w:ascii="Times New Roman" w:hAnsi="Times New Roman" w:cs="Times New Roman"/>
-          <w:b/>
-          <w:sz w:val="24"/>
-          <w:szCs w:val="24"/>
-        </w:rPr>
-        <w:t>2. Цель и задачи</w:t>
-      </w:r>
-    </w:p>
-    <w:p>
-      <w:pPr>
-        <w:spacing w:after="0" w:line="240" w:lineRule="auto"/>
+          <w:sz w:val="21"/>
+          <w:szCs w:val="24"/>
+        </w:rPr>
+      </w:pPr>
+      <w:r>
+        <w:rPr>
+          <w:rFonts w:ascii="Times New Roman" w:hAnsi="Times New Roman" w:cs="Times New Roman"/>
+          <w:b/>
+          <w:sz w:val="21"/>
+          <w:szCs w:val="24"/>
+        </w:rPr>
+        <w:t>3. Организация обучения</w:t>
+      </w:r>
+    </w:p>
+    <w:p>
+      <w:pPr>
+        <w:spacing w:after="60" w:line="240" w:lineRule="auto"/>
         <w:ind w:firstLine="708"/>
         <w:jc w:val="both"/>
         <w:rPr>
           <w:rFonts w:ascii="Times New Roman" w:hAnsi="Times New Roman" w:cs="Times New Roman"/>
-          <w:sz w:val="24"/>
-          <w:szCs w:val="24"/>
-        </w:rPr>
-      </w:pPr>
-      <w:r>
-        <w:rPr>
-          <w:rFonts w:ascii="Times New Roman" w:hAnsi="Times New Roman" w:cs="Times New Roman"/>
-          <w:sz w:val="24"/>
-          <w:szCs w:val="24"/>
-        </w:rPr>
-        <w:t>2.1. Цель Учебного центра – развитие кадрового и экспертного потенциала стран Центральной Азии в области охраны окружающей среды, изменения климата, устойчивого развития и ESG.</w:t>
-      </w:r>
-    </w:p>
-    <w:p>
-      <w:pPr>
-        <w:spacing w:after="0" w:line="240" w:lineRule="auto"/>
+          <w:sz w:val="21"/>
+          <w:szCs w:val="24"/>
+        </w:rPr>
+      </w:pPr>
+      <w:r>
+        <w:rPr>
+          <w:rFonts w:ascii="Times New Roman" w:hAnsi="Times New Roman" w:cs="Times New Roman"/>
+          <w:sz w:val="21"/>
+          <w:szCs w:val="24"/>
+        </w:rPr>
+        <w:t>3.1. Формы обучения – курсы, семинары, тренинги, вебинары, стажировки, школы и корпоративные программы, очно, дистанционно и в смешанном формате. Программы, их объем и стоимость утверждает ГИД. К занятиям привлекаются работники Фонда, члены Экспертного совета, преподаватели вузов и эксперты по договорам. Слушателям выдается сертификат Фонда.</w:t>
+      </w:r>
+    </w:p>
+    <w:p>
+      <w:pPr>
+        <w:spacing w:after="60" w:line="240" w:lineRule="auto"/>
         <w:ind w:firstLine="708"/>
         <w:jc w:val="both"/>
         <w:rPr>
           <w:rFonts w:ascii="Times New Roman" w:hAnsi="Times New Roman" w:cs="Times New Roman"/>
-          <w:sz w:val="24"/>
-          <w:szCs w:val="24"/>
-        </w:rPr>
-      </w:pPr>
-      <w:r>
-        <w:rPr>
-          <w:rFonts w:ascii="Times New Roman" w:hAnsi="Times New Roman" w:cs="Times New Roman"/>
-          <w:sz w:val="24"/>
-          <w:szCs w:val="24"/>
-        </w:rPr>
-        <w:t>2.2. Задачи Учебного центра:</w:t>
-      </w:r>
-    </w:p>
-    <w:p>
-      <w:pPr>
-        <w:spacing w:after="0" w:line="240" w:lineRule="auto"/>
+          <w:sz w:val="21"/>
+          <w:szCs w:val="24"/>
+        </w:rPr>
+      </w:pPr>
+      <w:r>
+        <w:rPr>
+          <w:rFonts w:ascii="Times New Roman" w:hAnsi="Times New Roman" w:cs="Times New Roman"/>
+          <w:sz w:val="21"/>
+          <w:szCs w:val="24"/>
+        </w:rPr>
+        <w:t>3.2. Учебный центр взаимодействует с вузами, научными и международными организациями и партнерами Фонда, в том числе по меморандумам о сотрудничестве.</w:t>
+      </w:r>
+    </w:p>
+    <w:p>
+      <w:pPr>
+        <w:keepNext/>
+        <w:spacing w:after="60" w:line="240" w:lineRule="auto"/>
+        <w:jc w:val="center"/>
+        <w:rPr>
+          <w:rFonts w:ascii="Times New Roman" w:hAnsi="Times New Roman" w:cs="Times New Roman"/>
+          <w:b/>
+          <w:sz w:val="21"/>
+          <w:szCs w:val="24"/>
+        </w:rPr>
+      </w:pPr>
+      <w:r>
+        <w:rPr>
+          <w:rFonts w:ascii="Times New Roman" w:hAnsi="Times New Roman" w:cs="Times New Roman"/>
+          <w:b/>
+          <w:sz w:val="21"/>
+          <w:szCs w:val="24"/>
+        </w:rPr>
+        <w:t>4. Руководство</w:t>
+      </w:r>
+    </w:p>
+    <w:p>
+      <w:pPr>
+        <w:spacing w:after="60" w:line="240" w:lineRule="auto"/>
         <w:ind w:firstLine="708"/>
         <w:jc w:val="both"/>
         <w:rPr>
           <w:rFonts w:ascii="Times New Roman" w:hAnsi="Times New Roman" w:cs="Times New Roman"/>
-          <w:sz w:val="24"/>
-          <w:szCs w:val="24"/>
-        </w:rPr>
-      </w:pPr>
-      <w:r>
-        <w:rPr>
-          <w:rFonts w:ascii="Times New Roman" w:hAnsi="Times New Roman" w:cs="Times New Roman"/>
-          <w:sz w:val="24"/>
-          <w:szCs w:val="24"/>
-        </w:rPr>
-        <w:t>1) разработка и реализация образовательных программ, курсов и тренингов;</w:t>
-      </w:r>
-    </w:p>
-    <w:p>
-      <w:pPr>
-        <w:spacing w:after="0" w:line="240" w:lineRule="auto"/>
+          <w:sz w:val="21"/>
+          <w:szCs w:val="24"/>
+        </w:rPr>
+      </w:pPr>
+      <w:r>
+        <w:rPr>
+          <w:rFonts w:ascii="Times New Roman" w:hAnsi="Times New Roman" w:cs="Times New Roman"/>
+          <w:sz w:val="21"/>
+          <w:szCs w:val="24"/>
+        </w:rPr>
+        <w:t>4.1. Руководство Учебным центром определяется решением Управляющего совета Фонда. Курирование деятельности Учебного центра осуществляет Заместитель ГИД по административным вопросам.</w:t>
+      </w:r>
+    </w:p>
+    <w:p>
+      <w:pPr>
+        <w:spacing w:after="60" w:line="240" w:lineRule="auto"/>
         <w:ind w:firstLine="708"/>
         <w:jc w:val="both"/>
         <w:rPr>
           <w:rFonts w:ascii="Times New Roman" w:hAnsi="Times New Roman" w:cs="Times New Roman"/>
-          <w:sz w:val="24"/>
-          <w:szCs w:val="24"/>
-        </w:rPr>
-      </w:pPr>
-      <w:r>
-        <w:rPr>
-          <w:rFonts w:ascii="Times New Roman" w:hAnsi="Times New Roman" w:cs="Times New Roman"/>
-          <w:sz w:val="24"/>
-          <w:szCs w:val="24"/>
-        </w:rPr>
-        <w:t>2) повышение квалификации работников государственных органов, акиматов, организаций, бизнеса и некоммерческих организаций;</w:t>
-      </w:r>
-    </w:p>
-    <w:p>
-      <w:pPr>
-        <w:spacing w:after="0" w:line="240" w:lineRule="auto"/>
+          <w:sz w:val="21"/>
+          <w:szCs w:val="24"/>
+        </w:rPr>
+      </w:pPr>
+      <w:r>
+        <w:rPr>
+          <w:rFonts w:ascii="Times New Roman" w:hAnsi="Times New Roman" w:cs="Times New Roman"/>
+          <w:sz w:val="21"/>
+          <w:szCs w:val="24"/>
+        </w:rPr>
+        <w:t>4.2. Руководитель Учебного центра планирует и организует учебный процесс, вносит предложения по программам, бюджету и преподавателям. Руководитель Учебного центра, а также назначенные им заместители и представители вправе подписывать письма и запросы по вопросам выполнения задач Учебного центра, за исключением финансовых и правовых документов и актов.</w:t>
+      </w:r>
+    </w:p>
+    <w:p>
+      <w:pPr>
+        <w:keepNext/>
+        <w:spacing w:after="60" w:line="240" w:lineRule="auto"/>
+        <w:jc w:val="center"/>
+        <w:rPr>
+          <w:rFonts w:ascii="Times New Roman" w:hAnsi="Times New Roman" w:cs="Times New Roman"/>
+          <w:b/>
+          <w:sz w:val="21"/>
+          <w:szCs w:val="24"/>
+        </w:rPr>
+      </w:pPr>
+      <w:r>
+        <w:rPr>
+          <w:rFonts w:ascii="Times New Roman" w:hAnsi="Times New Roman" w:cs="Times New Roman"/>
+          <w:b/>
+          <w:sz w:val="21"/>
+          <w:szCs w:val="24"/>
+        </w:rPr>
+        <w:t>5. Финансирование и отчетность</w:t>
+      </w:r>
+    </w:p>
+    <w:p>
+      <w:pPr>
+        <w:spacing w:after="60" w:line="240" w:lineRule="auto"/>
         <w:ind w:firstLine="708"/>
         <w:jc w:val="both"/>
         <w:rPr>
           <w:rFonts w:ascii="Times New Roman" w:hAnsi="Times New Roman" w:cs="Times New Roman"/>
-          <w:sz w:val="24"/>
-          <w:szCs w:val="24"/>
-        </w:rPr>
-      </w:pPr>
-      <w:r>
-        <w:rPr>
-          <w:rFonts w:ascii="Times New Roman" w:hAnsi="Times New Roman" w:cs="Times New Roman"/>
-          <w:sz w:val="24"/>
-          <w:szCs w:val="24"/>
-        </w:rPr>
-        <w:t>3) распространение международных стандартов, методик и лучших практик;</w:t>
-      </w:r>
-    </w:p>
-    <w:p>
-      <w:pPr>
-        <w:spacing w:after="0" w:line="240" w:lineRule="auto"/>
+          <w:sz w:val="21"/>
+          <w:szCs w:val="24"/>
+        </w:rPr>
+      </w:pPr>
+      <w:r>
+        <w:rPr>
+          <w:rFonts w:ascii="Times New Roman" w:hAnsi="Times New Roman" w:cs="Times New Roman"/>
+          <w:sz w:val="21"/>
+          <w:szCs w:val="24"/>
+        </w:rPr>
+        <w:t>5.1. Деятельность Учебного центра финансируется в пределах бюджета Фонда за счет средств Фонда, грантов, спонсорских средств и доходов от образовательных услуг. Образовательные услуги – деятельность, сопутствующая целям Фонда; доходы от них направляются только на цели Фонда.</w:t>
+      </w:r>
+    </w:p>
+    <w:p>
+      <w:pPr>
+        <w:spacing w:after="60" w:line="240" w:lineRule="auto"/>
         <w:ind w:firstLine="708"/>
         <w:jc w:val="both"/>
         <w:rPr>
           <w:rFonts w:ascii="Times New Roman" w:hAnsi="Times New Roman" w:cs="Times New Roman"/>
-          <w:sz w:val="24"/>
-          <w:szCs w:val="24"/>
-        </w:rPr>
-      </w:pPr>
-      <w:r>
-        <w:rPr>
-          <w:rFonts w:ascii="Times New Roman" w:hAnsi="Times New Roman" w:cs="Times New Roman"/>
-          <w:sz w:val="24"/>
-          <w:szCs w:val="24"/>
-        </w:rPr>
-        <w:t>4) просветительская работа с молодежью, в том числе в рамках программ «Зеленые школы» и инициативы «Таза Қазақстан»;</w:t>
-      </w:r>
-    </w:p>
-    <w:p>
-      <w:pPr>
-        <w:spacing w:after="0" w:line="240" w:lineRule="auto"/>
+          <w:sz w:val="21"/>
+          <w:szCs w:val="24"/>
+        </w:rPr>
+      </w:pPr>
+      <w:r>
+        <w:rPr>
+          <w:rFonts w:ascii="Times New Roman" w:hAnsi="Times New Roman" w:cs="Times New Roman"/>
+          <w:sz w:val="21"/>
+          <w:szCs w:val="24"/>
+        </w:rPr>
+        <w:t>5.2. Отчет о деятельности Учебного центра представляется куратору ежеквартально; отчет за год включается в годовой отчет Фонда.</w:t>
+      </w:r>
+    </w:p>
+    <w:p>
+      <w:pPr>
+        <w:keepNext/>
+        <w:spacing w:after="60" w:line="240" w:lineRule="auto"/>
+        <w:jc w:val="center"/>
+        <w:rPr>
+          <w:rFonts w:ascii="Times New Roman" w:hAnsi="Times New Roman" w:cs="Times New Roman"/>
+          <w:b/>
+          <w:sz w:val="21"/>
+          <w:szCs w:val="24"/>
+        </w:rPr>
+      </w:pPr>
+      <w:r>
+        <w:rPr>
+          <w:rFonts w:ascii="Times New Roman" w:hAnsi="Times New Roman" w:cs="Times New Roman"/>
+          <w:b/>
+          <w:sz w:val="21"/>
+          <w:szCs w:val="24"/>
+        </w:rPr>
+        <w:t>6. Заключительные положения</w:t>
+      </w:r>
+    </w:p>
+    <w:p>
+      <w:pPr>
+        <w:spacing w:after="60" w:line="240" w:lineRule="auto"/>
         <w:ind w:firstLine="708"/>
         <w:jc w:val="both"/>
         <w:rPr>
           <w:rFonts w:ascii="Times New Roman" w:hAnsi="Times New Roman" w:cs="Times New Roman"/>
-          <w:sz w:val="24"/>
-          <w:szCs w:val="24"/>
-        </w:rPr>
-      </w:pPr>
-      <w:r>
-        <w:rPr>
-          <w:rFonts w:ascii="Times New Roman" w:hAnsi="Times New Roman" w:cs="Times New Roman"/>
-          <w:sz w:val="24"/>
-          <w:szCs w:val="24"/>
-        </w:rPr>
-        <w:t>5) подготовка учебно-методических материалов на казахском, русском и английском языках.</w:t>
-      </w:r>
-    </w:p>
-    <w:p>
-      <w:pPr>
-        <w:keepNext/>
-        <w:spacing w:before="240" w:after="120" w:line="240" w:lineRule="auto"/>
-        <w:jc w:val="center"/>
-        <w:rPr>
-          <w:rFonts w:ascii="Times New Roman" w:hAnsi="Times New Roman" w:cs="Times New Roman"/>
-          <w:b/>
-          <w:sz w:val="24"/>
-          <w:szCs w:val="24"/>
-        </w:rPr>
-      </w:pPr>
-      <w:r>
-        <w:rPr>
-          <w:rFonts w:ascii="Times New Roman" w:hAnsi="Times New Roman" w:cs="Times New Roman"/>
-          <w:b/>
-          <w:sz w:val="24"/>
-          <w:szCs w:val="24"/>
-        </w:rPr>
-        <w:t>3. Направления обучения</w:t>
-      </w:r>
-    </w:p>
-    <w:p>
-      <w:pPr>
-        <w:spacing w:after="0" w:line="240" w:lineRule="auto"/>
-        <w:ind w:firstLine="708"/>
-        <w:jc w:val="both"/>
-        <w:rPr>
-          <w:rFonts w:ascii="Times New Roman" w:hAnsi="Times New Roman" w:cs="Times New Roman"/>
-          <w:sz w:val="24"/>
-          <w:szCs w:val="24"/>
-        </w:rPr>
-      </w:pPr>
-      <w:r>
-        <w:rPr>
-          <w:rFonts w:ascii="Times New Roman" w:hAnsi="Times New Roman" w:cs="Times New Roman"/>
-          <w:sz w:val="24"/>
-          <w:szCs w:val="24"/>
-        </w:rPr>
-        <w:t>3.1. Учебный центр реализует программы, в том числе по направлениям:</w:t>
-      </w:r>
-    </w:p>
-    <w:p>
-      <w:pPr>
-        <w:spacing w:after="0" w:line="240" w:lineRule="auto"/>
-        <w:ind w:firstLine="708"/>
-        <w:jc w:val="both"/>
-        <w:rPr>
-          <w:rFonts w:ascii="Times New Roman" w:hAnsi="Times New Roman" w:cs="Times New Roman"/>
-          <w:sz w:val="24"/>
-          <w:szCs w:val="24"/>
-        </w:rPr>
-      </w:pPr>
-      <w:r>
-        <w:rPr>
-          <w:rFonts w:ascii="Times New Roman" w:hAnsi="Times New Roman" w:cs="Times New Roman"/>
-          <w:sz w:val="24"/>
-          <w:szCs w:val="24"/>
-        </w:rPr>
-        <w:t>1) изменение климата, адаптация и низкоуглеродное развитие;</w:t>
-      </w:r>
-    </w:p>
-    <w:p>
-      <w:pPr>
-        <w:spacing w:after="0" w:line="240" w:lineRule="auto"/>
-        <w:ind w:firstLine="708"/>
-        <w:jc w:val="both"/>
-        <w:rPr>
-          <w:rFonts w:ascii="Times New Roman" w:hAnsi="Times New Roman" w:cs="Times New Roman"/>
-          <w:sz w:val="24"/>
-          <w:szCs w:val="24"/>
-        </w:rPr>
-      </w:pPr>
-      <w:r>
-        <w:rPr>
-          <w:rFonts w:ascii="Times New Roman" w:hAnsi="Times New Roman" w:cs="Times New Roman"/>
-          <w:sz w:val="24"/>
-          <w:szCs w:val="24"/>
-        </w:rPr>
-        <w:t>2) устойчивое развитие, принципы ESG и раскрытие нефинансовой информации;</w:t>
-      </w:r>
-    </w:p>
-    <w:p>
-      <w:pPr>
-        <w:spacing w:after="0" w:line="240" w:lineRule="auto"/>
-        <w:ind w:firstLine="708"/>
-        <w:jc w:val="both"/>
-        <w:rPr>
-          <w:rFonts w:ascii="Times New Roman" w:hAnsi="Times New Roman" w:cs="Times New Roman"/>
-          <w:sz w:val="24"/>
-          <w:szCs w:val="24"/>
-        </w:rPr>
-      </w:pPr>
-      <w:r>
-        <w:rPr>
-          <w:rFonts w:ascii="Times New Roman" w:hAnsi="Times New Roman" w:cs="Times New Roman"/>
-          <w:sz w:val="24"/>
-          <w:szCs w:val="24"/>
-        </w:rPr>
-        <w:t>3) оценка физических и переходных климатических рисков и экологических рисков;</w:t>
-      </w:r>
-    </w:p>
-    <w:p>
-      <w:pPr>
-        <w:spacing w:after="0" w:line="240" w:lineRule="auto"/>
-        <w:ind w:firstLine="708"/>
-        <w:jc w:val="both"/>
-        <w:rPr>
-          <w:rFonts w:ascii="Times New Roman" w:hAnsi="Times New Roman" w:cs="Times New Roman"/>
-          <w:sz w:val="24"/>
-          <w:szCs w:val="24"/>
-        </w:rPr>
-      </w:pPr>
-      <w:r>
-        <w:rPr>
-          <w:rFonts w:ascii="Times New Roman" w:hAnsi="Times New Roman" w:cs="Times New Roman"/>
-          <w:sz w:val="24"/>
-          <w:szCs w:val="24"/>
-        </w:rPr>
-        <w:t>4) климатическое финансирование, углеродные рынки и офсетные проекты;</w:t>
-      </w:r>
-    </w:p>
-    <w:p>
-      <w:pPr>
-        <w:spacing w:after="0" w:line="240" w:lineRule="auto"/>
-        <w:ind w:firstLine="708"/>
-        <w:jc w:val="both"/>
-        <w:rPr>
-          <w:rFonts w:ascii="Times New Roman" w:hAnsi="Times New Roman" w:cs="Times New Roman"/>
-          <w:sz w:val="24"/>
-          <w:szCs w:val="24"/>
-        </w:rPr>
-      </w:pPr>
-      <w:r>
-        <w:rPr>
-          <w:rFonts w:ascii="Times New Roman" w:hAnsi="Times New Roman" w:cs="Times New Roman"/>
-          <w:sz w:val="24"/>
-          <w:szCs w:val="24"/>
-        </w:rPr>
-        <w:t>5) охрана окружающей среды: управление отходами, качество воздуха и водных ресурсов, деградация земель;</w:t>
-      </w:r>
-    </w:p>
-    <w:p>
-      <w:pPr>
-        <w:spacing w:after="0" w:line="240" w:lineRule="auto"/>
-        <w:ind w:firstLine="708"/>
-        <w:jc w:val="both"/>
-        <w:rPr>
-          <w:rFonts w:ascii="Times New Roman" w:hAnsi="Times New Roman" w:cs="Times New Roman"/>
-          <w:sz w:val="24"/>
-          <w:szCs w:val="24"/>
-        </w:rPr>
-      </w:pPr>
-      <w:r>
-        <w:rPr>
-          <w:rFonts w:ascii="Times New Roman" w:hAnsi="Times New Roman" w:cs="Times New Roman"/>
-          <w:sz w:val="24"/>
-          <w:szCs w:val="24"/>
-        </w:rPr>
-        <w:t>6) зеленая энергетика и энергоэффективность;</w:t>
-      </w:r>
-    </w:p>
-    <w:p>
-      <w:pPr>
-        <w:spacing w:after="0" w:line="240" w:lineRule="auto"/>
-        <w:ind w:firstLine="708"/>
-        <w:jc w:val="both"/>
-        <w:rPr>
-          <w:rFonts w:ascii="Times New Roman" w:hAnsi="Times New Roman" w:cs="Times New Roman"/>
-          <w:sz w:val="24"/>
-          <w:szCs w:val="24"/>
-        </w:rPr>
-      </w:pPr>
-      <w:r>
-        <w:rPr>
-          <w:rFonts w:ascii="Times New Roman" w:hAnsi="Times New Roman" w:cs="Times New Roman"/>
-          <w:sz w:val="24"/>
-          <w:szCs w:val="24"/>
-        </w:rPr>
-        <w:t>7) экологическая культура и просвещение.</w:t>
-      </w:r>
-    </w:p>
-    <w:p>
-      <w:pPr>
-        <w:spacing w:after="0" w:line="240" w:lineRule="auto"/>
-        <w:ind w:firstLine="708"/>
-        <w:jc w:val="both"/>
-        <w:rPr>
-          <w:rFonts w:ascii="Times New Roman" w:hAnsi="Times New Roman" w:cs="Times New Roman"/>
-          <w:sz w:val="24"/>
-          <w:szCs w:val="24"/>
-        </w:rPr>
-      </w:pPr>
-      <w:r>
-        <w:rPr>
-          <w:rFonts w:ascii="Times New Roman" w:hAnsi="Times New Roman" w:cs="Times New Roman"/>
-          <w:sz w:val="24"/>
-          <w:szCs w:val="24"/>
-        </w:rPr>
-        <w:t>3.2. Формы обучения: курсы, семинары, тренинги, вебинары, стажировки, летние и зимние школы, корпоративные программы для организаций. Обучение проводится очно, дистанционно и в смешанном формате.</w:t>
-      </w:r>
-    </w:p>
-    <w:p>
-      <w:pPr>
-        <w:keepNext/>
-        <w:spacing w:before="240" w:after="120" w:line="240" w:lineRule="auto"/>
-        <w:jc w:val="center"/>
-        <w:rPr>
-          <w:rFonts w:ascii="Times New Roman" w:hAnsi="Times New Roman" w:cs="Times New Roman"/>
-          <w:b/>
-          <w:sz w:val="24"/>
-          <w:szCs w:val="24"/>
-        </w:rPr>
-      </w:pPr>
-      <w:r>
-        <w:rPr>
-          <w:rFonts w:ascii="Times New Roman" w:hAnsi="Times New Roman" w:cs="Times New Roman"/>
-          <w:b/>
-          <w:sz w:val="24"/>
-          <w:szCs w:val="24"/>
-        </w:rPr>
-        <w:t>4. Организация учебного процесса</w:t>
-      </w:r>
-    </w:p>
-    <w:p>
-      <w:pPr>
-        <w:spacing w:after="0" w:line="240" w:lineRule="auto"/>
-        <w:ind w:firstLine="708"/>
-        <w:jc w:val="both"/>
-        <w:rPr>
-          <w:rFonts w:ascii="Times New Roman" w:hAnsi="Times New Roman" w:cs="Times New Roman"/>
-          <w:sz w:val="24"/>
-          <w:szCs w:val="24"/>
-        </w:rPr>
-      </w:pPr>
-      <w:r>
-        <w:rPr>
-          <w:rFonts w:ascii="Times New Roman" w:hAnsi="Times New Roman" w:cs="Times New Roman"/>
-          <w:sz w:val="24"/>
-          <w:szCs w:val="24"/>
-        </w:rPr>
-        <w:t>4.1. Образовательные программы, их объем и стоимость утверждаются Главным исполнительным директором Фонда.</w:t>
-      </w:r>
-    </w:p>
-    <w:p>
-      <w:pPr>
-        <w:spacing w:after="0" w:line="240" w:lineRule="auto"/>
-        <w:ind w:firstLine="708"/>
-        <w:jc w:val="both"/>
-        <w:rPr>
-          <w:rFonts w:ascii="Times New Roman" w:hAnsi="Times New Roman" w:cs="Times New Roman"/>
-          <w:sz w:val="24"/>
-          <w:szCs w:val="24"/>
-        </w:rPr>
-      </w:pPr>
-      <w:r>
-        <w:rPr>
-          <w:rFonts w:ascii="Times New Roman" w:hAnsi="Times New Roman" w:cs="Times New Roman"/>
-          <w:sz w:val="24"/>
-          <w:szCs w:val="24"/>
-        </w:rPr>
-        <w:t>4.2. К проведению занятий привлекаются работники Фонда, члены Экспертного совета Фонда, преподаватели вузов, отечественные и зарубежные эксперты на основании договоров.</w:t>
-      </w:r>
-    </w:p>
-    <w:p>
-      <w:pPr>
-        <w:spacing w:after="0" w:line="240" w:lineRule="auto"/>
-        <w:ind w:firstLine="708"/>
-        <w:jc w:val="both"/>
-        <w:rPr>
-          <w:rFonts w:ascii="Times New Roman" w:hAnsi="Times New Roman" w:cs="Times New Roman"/>
-          <w:sz w:val="24"/>
-          <w:szCs w:val="24"/>
-        </w:rPr>
-      </w:pPr>
-      <w:r>
-        <w:rPr>
-          <w:rFonts w:ascii="Times New Roman" w:hAnsi="Times New Roman" w:cs="Times New Roman"/>
-          <w:sz w:val="24"/>
-          <w:szCs w:val="24"/>
-        </w:rPr>
-        <w:t>4.3. Лицам, прошедшим обучение, выдается сертификат Фонда. Образовательная деятельность, требующая разрешений или уведомлений, осуществляется в порядке, предусмотренном применимым законодательством.</w:t>
-      </w:r>
-    </w:p>
-    <w:p>
-      <w:pPr>
-        <w:spacing w:after="0" w:line="240" w:lineRule="auto"/>
-        <w:ind w:firstLine="708"/>
-        <w:jc w:val="both"/>
-        <w:rPr>
-          <w:rFonts w:ascii="Times New Roman" w:hAnsi="Times New Roman" w:cs="Times New Roman"/>
-          <w:sz w:val="24"/>
-          <w:szCs w:val="24"/>
-        </w:rPr>
-      </w:pPr>
-      <w:r>
-        <w:rPr>
-          <w:rFonts w:ascii="Times New Roman" w:hAnsi="Times New Roman" w:cs="Times New Roman"/>
-          <w:sz w:val="24"/>
-          <w:szCs w:val="24"/>
-        </w:rPr>
-        <w:t>4.4. Учебный центр взаимодействует с вузами, научными организациями, международными организациями и партнерами Фонда, в том числе на основании меморандумов о сотрудничестве.</w:t>
-      </w:r>
-    </w:p>
-    <w:p>
-      <w:pPr>
-        <w:keepNext/>
-        <w:spacing w:before="240" w:after="120" w:line="240" w:lineRule="auto"/>
-        <w:jc w:val="center"/>
-        <w:rPr>
-          <w:rFonts w:ascii="Times New Roman" w:hAnsi="Times New Roman" w:cs="Times New Roman"/>
-          <w:b/>
-          <w:sz w:val="24"/>
-          <w:szCs w:val="24"/>
-        </w:rPr>
-      </w:pPr>
-      <w:r>
-        <w:rPr>
-          <w:rFonts w:ascii="Times New Roman" w:hAnsi="Times New Roman" w:cs="Times New Roman"/>
-          <w:b/>
-          <w:sz w:val="24"/>
-          <w:szCs w:val="24"/>
-        </w:rPr>
-        <w:t>5. Руководство</w:t>
-      </w:r>
-    </w:p>
-    <w:p>
-      <w:pPr>
-        <w:spacing w:after="0" w:line="240" w:lineRule="auto"/>
-        <w:ind w:firstLine="708"/>
-        <w:jc w:val="both"/>
-        <w:rPr>
-          <w:rFonts w:ascii="Times New Roman" w:hAnsi="Times New Roman" w:cs="Times New Roman"/>
-          <w:sz w:val="24"/>
-          <w:szCs w:val="24"/>
-        </w:rPr>
-      </w:pPr>
-      <w:r>
-        <w:rPr>
-          <w:rFonts w:ascii="Times New Roman" w:hAnsi="Times New Roman" w:cs="Times New Roman"/>
-          <w:sz w:val="24"/>
-          <w:szCs w:val="24"/>
-        </w:rPr>
-        <w:t>5.1. Учебный центр возглавляет руководитель, назначаемый приказом Главного исполнительного директора Фонда. Обязанности руководителя Учебного центра могут быть возложены на работника Фонда.</w:t>
-      </w:r>
-    </w:p>
-    <w:p>
-      <w:pPr>
-        <w:spacing w:after="0" w:line="240" w:lineRule="auto"/>
-        <w:ind w:firstLine="708"/>
-        <w:jc w:val="both"/>
-        <w:rPr>
-          <w:rFonts w:ascii="Times New Roman" w:hAnsi="Times New Roman" w:cs="Times New Roman"/>
-          <w:sz w:val="24"/>
-          <w:szCs w:val="24"/>
-        </w:rPr>
-      </w:pPr>
-      <w:r>
-        <w:rPr>
-          <w:rFonts w:ascii="Times New Roman" w:hAnsi="Times New Roman" w:cs="Times New Roman"/>
-          <w:sz w:val="24"/>
-          <w:szCs w:val="24"/>
-        </w:rPr>
-        <w:t>5.2. Курирование деятельности Учебного центра осуществляет Заместитель Главного исполнительного директора по административным вопросам.</w:t>
-      </w:r>
-    </w:p>
-    <w:p>
-      <w:pPr>
-        <w:spacing w:after="0" w:line="240" w:lineRule="auto"/>
-        <w:ind w:firstLine="708"/>
-        <w:jc w:val="both"/>
-        <w:rPr>
-          <w:rFonts w:ascii="Times New Roman" w:hAnsi="Times New Roman" w:cs="Times New Roman"/>
-          <w:sz w:val="24"/>
-          <w:szCs w:val="24"/>
-        </w:rPr>
-      </w:pPr>
-      <w:r>
-        <w:rPr>
-          <w:rFonts w:ascii="Times New Roman" w:hAnsi="Times New Roman" w:cs="Times New Roman"/>
-          <w:sz w:val="24"/>
-          <w:szCs w:val="24"/>
-        </w:rPr>
-        <w:t>5.3. Руководитель Учебного центра планирует и организует учебный процесс, вносит предложения по образовательным программам, бюджету и привлечению преподавателей, представляет отчеты о деятельности Учебного центра.</w:t>
-      </w:r>
-    </w:p>
-    <w:p>
-      <w:pPr>
-        <w:keepNext/>
-        <w:spacing w:before="240" w:after="120" w:line="240" w:lineRule="auto"/>
-        <w:jc w:val="center"/>
-        <w:rPr>
-          <w:rFonts w:ascii="Times New Roman" w:hAnsi="Times New Roman" w:cs="Times New Roman"/>
-          <w:b/>
-          <w:sz w:val="24"/>
-          <w:szCs w:val="24"/>
-        </w:rPr>
-      </w:pPr>
-      <w:r>
-        <w:rPr>
-          <w:rFonts w:ascii="Times New Roman" w:hAnsi="Times New Roman" w:cs="Times New Roman"/>
-          <w:b/>
-          <w:sz w:val="24"/>
-          <w:szCs w:val="24"/>
-        </w:rPr>
-        <w:t>6. Финансирование и отчетность</w:t>
-      </w:r>
-    </w:p>
-    <w:p>
-      <w:pPr>
-        <w:spacing w:after="0" w:line="240" w:lineRule="auto"/>
-        <w:ind w:firstLine="708"/>
-        <w:jc w:val="both"/>
-        <w:rPr>
-          <w:rFonts w:ascii="Times New Roman" w:hAnsi="Times New Roman" w:cs="Times New Roman"/>
-          <w:sz w:val="24"/>
-          <w:szCs w:val="24"/>
-        </w:rPr>
-      </w:pPr>
-      <w:r>
-        <w:rPr>
-          <w:rFonts w:ascii="Times New Roman" w:hAnsi="Times New Roman" w:cs="Times New Roman"/>
-          <w:sz w:val="24"/>
-          <w:szCs w:val="24"/>
-        </w:rPr>
-        <w:t>6.1. Деятельность Учебного центра финансируется в пределах бюджета Фонда за счет средств Фонда, грантов, спонсорских средств и доходов от оказания образовательных услуг.</w:t>
-      </w:r>
-    </w:p>
-    <w:p>
-      <w:pPr>
-        <w:spacing w:after="0" w:line="240" w:lineRule="auto"/>
-        <w:ind w:firstLine="708"/>
-        <w:jc w:val="both"/>
-        <w:rPr>
-          <w:rFonts w:ascii="Times New Roman" w:hAnsi="Times New Roman" w:cs="Times New Roman"/>
-          <w:sz w:val="24"/>
-          <w:szCs w:val="24"/>
-        </w:rPr>
-      </w:pPr>
-      <w:r>
-        <w:rPr>
-          <w:rFonts w:ascii="Times New Roman" w:hAnsi="Times New Roman" w:cs="Times New Roman"/>
-          <w:sz w:val="24"/>
-          <w:szCs w:val="24"/>
-        </w:rPr>
-        <w:t>6.2. Оказание образовательных услуг является деятельностью, сопутствующей целям Фонда. Доходы от таких услуг направляются исключительно на достижение целей Фонда.</w:t>
-      </w:r>
-    </w:p>
-    <w:p>
-      <w:pPr>
-        <w:spacing w:after="0" w:line="240" w:lineRule="auto"/>
-        <w:ind w:firstLine="708"/>
-        <w:jc w:val="both"/>
-        <w:rPr>
-          <w:rFonts w:ascii="Times New Roman" w:hAnsi="Times New Roman" w:cs="Times New Roman"/>
-          <w:sz w:val="24"/>
-          <w:szCs w:val="24"/>
-        </w:rPr>
-      </w:pPr>
-      <w:r>
-        <w:rPr>
-          <w:rFonts w:ascii="Times New Roman" w:hAnsi="Times New Roman" w:cs="Times New Roman"/>
-          <w:sz w:val="24"/>
-          <w:szCs w:val="24"/>
-        </w:rPr>
-        <w:t>6.3. Руководитель Учебного центра ежеквартально представляет Заместителю Главного исполнительного директора по административным вопросам отчет о деятельности Учебного центра. Отчет за год включается в годовой отчет о деятельности Фонда.</w:t>
-      </w:r>
-    </w:p>
-    <w:p>
-      <w:pPr>
-        <w:keepNext/>
-        <w:spacing w:before="240" w:after="120" w:line="240" w:lineRule="auto"/>
-        <w:jc w:val="center"/>
-        <w:rPr>
-          <w:rFonts w:ascii="Times New Roman" w:hAnsi="Times New Roman" w:cs="Times New Roman"/>
-          <w:b/>
-          <w:sz w:val="24"/>
-          <w:szCs w:val="24"/>
-        </w:rPr>
-      </w:pPr>
-      <w:r>
-        <w:rPr>
-          <w:rFonts w:ascii="Times New Roman" w:hAnsi="Times New Roman" w:cs="Times New Roman"/>
-          <w:b/>
-          <w:sz w:val="24"/>
-          <w:szCs w:val="24"/>
-        </w:rPr>
-        <w:t>7. Заключительные положения</w:t>
-      </w:r>
-    </w:p>
-    <w:p>
-      <w:pPr>
-        <w:spacing w:after="0" w:line="240" w:lineRule="auto"/>
-        <w:ind w:firstLine="708"/>
-        <w:jc w:val="both"/>
-        <w:rPr>
-          <w:rFonts w:ascii="Times New Roman" w:hAnsi="Times New Roman" w:cs="Times New Roman"/>
-          <w:sz w:val="24"/>
-          <w:szCs w:val="24"/>
-        </w:rPr>
-      </w:pPr>
-      <w:r>
-        <w:rPr>
-          <w:rFonts w:ascii="Times New Roman" w:hAnsi="Times New Roman" w:cs="Times New Roman"/>
-          <w:sz w:val="24"/>
-          <w:szCs w:val="24"/>
-        </w:rPr>
-        <w:t>7.1. Настоящее Положение, изменения и дополнения в него утверждаются Управляющим советом Фонда.</w:t>
-      </w:r>
-    </w:p>
-    <w:p>
-      <w:pPr>
-        <w:spacing w:after="0" w:line="240" w:lineRule="auto"/>
-        <w:ind w:firstLine="708"/>
-        <w:jc w:val="both"/>
-        <w:rPr>
-          <w:rFonts w:ascii="Times New Roman" w:hAnsi="Times New Roman" w:cs="Times New Roman"/>
-          <w:sz w:val="24"/>
-        </w:rPr>
-      </w:pPr>
-      <w:r>
-        <w:rPr>
-          <w:rFonts w:ascii="Times New Roman" w:hAnsi="Times New Roman" w:cs="Times New Roman"/>
-          <w:sz w:val="24"/>
-          <w:szCs w:val="24"/>
-        </w:rPr>
-        <w:t>7.2. Учебный центр реорганизуется или упраздняется решением Управляющего совета Фонда.</w:t>
+          <w:sz w:val="21"/>
+        </w:rPr>
+      </w:pPr>
+      <w:r>
+        <w:rPr>
+          <w:rFonts w:ascii="Times New Roman" w:hAnsi="Times New Roman" w:cs="Times New Roman"/>
+          <w:sz w:val="21"/>
+          <w:szCs w:val="24"/>
+        </w:rPr>
+        <w:t>6.1. Положение и изменения в него утверждаются Управляющим советом Фонда, он же принимает решение о реорганизации или упразднении Учебного центра.</w:t>
+      </w:r>
+      <w:r>
+        <w:rPr>
+          <w:rFonts w:ascii="Times New Roman" w:hAnsi="Times New Roman" w:cs="Times New Roman"/>
+          <w:sz w:val="21"/>
+        </w:rPr>
+        <w:t xml:space="preserve"> </w:t>
       </w:r>
     </w:p>
     <w:sectPr>

--- a/Устав/_документы/Положение об Учебном центре.docx
+++ b/Устав/_документы/Положение об Учебном центре.docx
@@ -109,7 +109,7 @@
           <w:sz w:val="24"/>
           <w:szCs w:val="24"/>
         </w:rPr>
-        <w:t>(протокол № ___ от «___» __________ 2026 года)</w:t>
+        <w:t>(протокол № 13 от 30 октября 2026 года)</w:t>
       </w:r>
     </w:p>
     <w:p>
